--- a/docs expo/entregables/FactuGest - Requisitos Funcionales y No Funcionales.docx
+++ b/docs expo/entregables/FactuGest - Requisitos Funcionales y No Funcionales.docx
@@ -134,7 +134,7 @@
           <w:b w:val="0"/>
           <w:i w:val="0"/>
         </w:rPr>
-        <w:t>SERVICIO NACIONAL DE APRENDIZAJE — SENA</w:t>
+        <w:t>SERVICIO NACIONAL DE APRENDIZAJE (SENA)</w:t>
       </w:r>
     </w:p>
     <w:p>
@@ -307,7 +307,7 @@
           <w:b w:val="0"/>
           <w:i w:val="0"/>
         </w:rPr>
-        <w:t>El sistema administra además el negocio del proveedor: el registro de las empresas integradas, la llave con la que cada una accede, el plan de suscripción que contrata, el control de su consumo mensual contra el cupo de ese plan y la facturación de la mensualidad correspondiente. Sobre esa operación construye un tablero de control y un conjunto de reportes exportables.</w:t>
+        <w:t>El sistema administra además el negocio del proveedor, con el registro de las empresas integradas, la llave con la que cada una accede, el plan de suscripción que contrata, el control de su consumo mensual contra el cupo de ese plan y la facturación de la mensualidad correspondiente. Sobre esa operación construye un tablero de control y un conjunto de reportes exportables.</w:t>
       </w:r>
     </w:p>
     <w:p>
@@ -321,7 +321,7 @@
           <w:b w:val="0"/>
           <w:i w:val="0"/>
         </w:rPr>
-        <w:t>Queda fuera del alcance de esta versión la transmisión de los documentos a los servicios en producción de la administración tributaria: el código único se genera en modalidad de pruebas, a la espera de la habilitación correspondiente.</w:t>
+        <w:t>Queda fuera del alcance de esta versión la transmisión de los documentos a los servicios en producción de la administración tributaria, de modo que el código único se genera en modalidad de pruebas, a la espera de la habilitación correspondiente.</w:t>
       </w:r>
     </w:p>
     <w:p>
@@ -334,6 +334,7 @@
     </w:p>
     <w:p>
       <w:pPr>
+        <w:keepNext/>
         <w:spacing w:line="480" w:lineRule="auto" w:before="0" w:after="0"/>
         <w:ind w:firstLine="0"/>
         <w:jc w:val="left"/>
@@ -347,6 +348,7 @@
     </w:p>
     <w:p>
       <w:pPr>
+        <w:keepNext/>
         <w:spacing w:line="480" w:lineRule="auto" w:before="0" w:after="0"/>
         <w:ind w:firstLine="0"/>
         <w:jc w:val="left"/>
@@ -990,7 +992,7 @@
           <w:b w:val="0"/>
           <w:i w:val="0"/>
         </w:rPr>
-        <w:t>La base de datos está organizada en dos zonas que no se mezclan. La zona comercial guarda lo que el proveedor vende: sus planes, sus clientes y sus facturas. La zona de middleware guarda lo que el proveedor emite por cuenta de terceros: las empresas integradas, los compradores y los documentos electrónicos. Una tabla puente relaciona la mensualidad cobrada con el cliente que la pagó.</w:t>
+        <w:t>La base de datos está organizada en dos zonas que no se mezclan. La zona comercial guarda lo que el proveedor vende, esto es, sus planes, sus clientes y sus facturas. La zona de middleware guarda lo que el proveedor emite por cuenta de terceros, con las empresas integradas, los compradores y los documentos electrónicos. Una tabla puente relaciona la mensualidad cobrada con el cliente que la pagó.</w:t>
       </w:r>
     </w:p>
     <w:p>
@@ -1003,6 +1005,7 @@
     </w:p>
     <w:p>
       <w:pPr>
+        <w:keepNext/>
         <w:spacing w:line="480" w:lineRule="auto" w:before="0" w:after="0"/>
         <w:ind w:firstLine="0"/>
         <w:jc w:val="left"/>
@@ -1016,6 +1019,7 @@
     </w:p>
     <w:p>
       <w:pPr>
+        <w:keepNext/>
         <w:spacing w:line="480" w:lineRule="auto" w:before="0" w:after="0"/>
         <w:ind w:firstLine="0"/>
         <w:jc w:val="left"/>
@@ -1256,7 +1260,7 @@
                 <w:b w:val="0"/>
                 <w:sz w:val="20"/>
               </w:rPr>
-              <w:t>Solo facturación: emite, consulta clientes y servicios. No accede a cifras financieras ni a los módulos de plataforma.</w:t>
+              <w:t>Solo facturación. Emite y consulta clientes y servicios. No accede a cifras financieras ni a los módulos de plataforma.</w:t>
             </w:r>
           </w:p>
         </w:tc>
@@ -1297,7 +1301,7 @@
                 <w:b w:val="0"/>
                 <w:sz w:val="20"/>
               </w:rPr>
-              <w:t>Sistema externo —punto de venta, ERP o aplicación propia— que consume la API con su llave para emitir y consultar sus documentos.</w:t>
+              <w:t>Sistema externo, sea punto de venta, ERP o aplicación propia, que consume la API con su llave para emitir y consultar sus documentos.</w:t>
             </w:r>
           </w:p>
         </w:tc>
@@ -1338,7 +1342,7 @@
                 <w:b w:val="0"/>
                 <w:sz w:val="20"/>
               </w:rPr>
-              <w:t>Destinatario del documento. No accede al sistema: recibe el PDF y el XML en su correo.</w:t>
+              <w:t>Destinatario del documento. No accede al sistema y recibe el PDF y el XML en su correo.</w:t>
             </w:r>
           </w:p>
         </w:tc>
@@ -1381,6 +1385,7 @@
     </w:p>
     <w:p>
       <w:pPr>
+        <w:keepNext/>
         <w:spacing w:line="480" w:lineRule="auto" w:before="0" w:after="0"/>
         <w:ind w:firstLine="0"/>
         <w:jc w:val="left"/>
@@ -1394,6 +1399,7 @@
     </w:p>
     <w:p>
       <w:pPr>
+        <w:keepNext/>
         <w:spacing w:line="480" w:lineRule="auto" w:before="0" w:after="0"/>
         <w:ind w:firstLine="0"/>
         <w:jc w:val="left"/>
@@ -1807,6 +1813,7 @@
       <w:r>
         <w:rPr>
           <w:rFonts w:ascii="Times New Roman" w:hAnsi="Times New Roman"/>
+          <w:b w:val="0"/>
           <w:sz w:val="24"/>
         </w:rPr>
         <w:t>El acceso a la base de datos se realiza mediante consultas SQL explícitas, sin mapeador objeto-relacional, para mantener el control sobre cada consulta.</w:t>
@@ -1821,6 +1828,7 @@
       <w:r>
         <w:rPr>
           <w:rFonts w:ascii="Times New Roman" w:hAnsi="Times New Roman"/>
+          <w:b w:val="0"/>
           <w:sz w:val="24"/>
         </w:rPr>
         <w:t>La aritmética tributaria reside en un único servicio y ninguna ruta la reimplementa.</w:t>
@@ -1835,6 +1843,7 @@
       <w:r>
         <w:rPr>
           <w:rFonts w:ascii="Times New Roman" w:hAnsi="Times New Roman"/>
+          <w:b w:val="0"/>
           <w:sz w:val="24"/>
         </w:rPr>
         <w:t>Toda modificación del esquema de la base se aplica mediante migraciones versionadas y repetibles.</w:t>
@@ -1849,6 +1858,7 @@
       <w:r>
         <w:rPr>
           <w:rFonts w:ascii="Times New Roman" w:hAnsi="Times New Roman"/>
+          <w:b w:val="0"/>
           <w:sz w:val="24"/>
         </w:rPr>
         <w:t>Los consecutivos de la resolución se reservan en una sola sentencia, por tratarse de un recurso autorizado y finito.</w:t>
@@ -1863,6 +1873,7 @@
       <w:r>
         <w:rPr>
           <w:rFonts w:ascii="Times New Roman" w:hAnsi="Times New Roman"/>
+          <w:b w:val="0"/>
           <w:sz w:val="24"/>
         </w:rPr>
         <w:t>Un cambio que rompa el contrato de la API obliga a publicar una versión nueva y a mantener la anterior en funcionamiento.</w:t>
@@ -1885,6 +1896,7 @@
       <w:r>
         <w:rPr>
           <w:rFonts w:ascii="Times New Roman" w:hAnsi="Times New Roman"/>
+          <w:b w:val="0"/>
           <w:sz w:val="24"/>
         </w:rPr>
         <w:t>La empresa integrada cuenta con resolución de facturación vigente, con su prefijo y su rango autorizados.</w:t>
@@ -1899,6 +1911,7 @@
       <w:r>
         <w:rPr>
           <w:rFonts w:ascii="Times New Roman" w:hAnsi="Times New Roman"/>
+          <w:b w:val="0"/>
           <w:sz w:val="24"/>
         </w:rPr>
         <w:t>El sistema que se integra puede realizar peticiones HTTP y conservar su llave de acceso de manera segura.</w:t>
@@ -1913,6 +1926,7 @@
       <w:r>
         <w:rPr>
           <w:rFonts w:ascii="Times New Roman" w:hAnsi="Times New Roman"/>
+          <w:b w:val="0"/>
           <w:sz w:val="24"/>
         </w:rPr>
         <w:t>La operación requiere conexión a internet estable, tanto del lado del proveedor como del lado del sistema integrado.</w:t>
@@ -1927,6 +1941,7 @@
       <w:r>
         <w:rPr>
           <w:rFonts w:ascii="Times New Roman" w:hAnsi="Times New Roman"/>
+          <w:b w:val="0"/>
           <w:sz w:val="24"/>
         </w:rPr>
         <w:t>El envío del documento al comprador depende de un servidor de correo cuya indisponibilidad no debe impedir la emisión.</w:t>
@@ -1941,6 +1956,7 @@
       <w:r>
         <w:rPr>
           <w:rFonts w:ascii="Times New Roman" w:hAnsi="Times New Roman"/>
+          <w:b w:val="0"/>
           <w:sz w:val="24"/>
         </w:rPr>
         <w:t>La emisión en producción ante la administración tributaria depende de la habilitación del proveedor, que se encuentra en trámite.</w:t>
@@ -1980,11 +1996,12 @@
           <w:b w:val="0"/>
           <w:i w:val="0"/>
         </w:rPr>
-        <w:t>La agrupación se aparta deliberadamente de la de un sistema de punto de venta. FactuGest no administra mercancía ni compras a proveedores: administra la emisión de documentos por cuenta de terceros y la suscripción con la que ese servicio se cobra. Por esa razón, donde un sistema comercial tendría gestión de inventario y gestión de compras, aquí hay gestión de clientes API y gestión de consumo y planes.</w:t>
+        <w:t>La agrupación se aparta deliberadamente de la de un sistema de punto de venta. FactuGest no administra mercancía ni compras a proveedores, sino que administra la emisión de documentos por cuenta de terceros y la suscripción con la que ese servicio se cobra. Por esa razón, donde un sistema comercial tendría gestión de inventario y gestión de compras, aquí hay gestión de clientes API y gestión de consumo y planes.</w:t>
       </w:r>
     </w:p>
     <w:p>
       <w:pPr>
+        <w:keepNext/>
         <w:spacing w:line="480" w:lineRule="auto" w:before="0" w:after="0"/>
         <w:ind w:firstLine="0"/>
         <w:jc w:val="left"/>
@@ -1998,6 +2015,7 @@
     </w:p>
     <w:p>
       <w:pPr>
+        <w:keepNext/>
         <w:spacing w:line="480" w:lineRule="auto" w:before="0" w:after="0"/>
         <w:ind w:firstLine="0"/>
         <w:jc w:val="left"/>
@@ -2666,7 +2684,7 @@
         <w:pageBreakBefore/>
       </w:pPr>
       <w:r>
-        <w:t>3.1 RF 1 — Gestión de clientes API</w:t>
+        <w:t>3.1 RF 1. Gestión de clientes API</w:t>
       </w:r>
     </w:p>
     <w:p>
@@ -2680,11 +2698,12 @@
           <w:b w:val="0"/>
           <w:i w:val="0"/>
         </w:rPr>
-        <w:t>Administra las empresas que se integran con el proveedor: su alta, el plan que contratan, la llave con la que llaman a la API y el estado en que se encuentran.</w:t>
+        <w:t>Administra las empresas que se integran con el proveedor, con su alta, el plan que contratan, la llave con la que llaman a la API y el estado en que se encuentran.</w:t>
       </w:r>
     </w:p>
     <w:p>
       <w:pPr>
+        <w:keepNext/>
         <w:spacing w:line="480" w:lineRule="auto" w:before="0" w:after="0"/>
         <w:ind w:firstLine="0"/>
         <w:jc w:val="left"/>
@@ -2698,6 +2717,7 @@
     </w:p>
     <w:p>
       <w:pPr>
+        <w:keepNext/>
         <w:spacing w:line="480" w:lineRule="auto" w:before="0" w:after="0"/>
         <w:ind w:firstLine="0"/>
         <w:jc w:val="left"/>
@@ -3739,7 +3759,7 @@
           <w:b w:val="0"/>
           <w:i w:val="0"/>
         </w:rPr>
-        <w:t>Este módulo es la puerta de entrada del negocio: sin un cliente registrado y con llave vigente no hay emisión posible. Las reglas de la llave —entregarla una sola vez, guardar solo su hash y poder rotarla— son las que permiten que una credencial comprometida se reemplace sin interrumpir el servicio.</w:t>
+        <w:t>Este módulo es la puerta de entrada del negocio, porque sin un cliente registrado y con llave vigente no hay emisión posible. Las reglas de la llave, que son entregarla una sola vez, guardar solo su hash y poder rotarla, son las que permiten que una credencial comprometida se reemplace sin interrumpir el servicio.</w:t>
       </w:r>
     </w:p>
     <w:p>
@@ -3748,7 +3768,7 @@
         <w:pageBreakBefore/>
       </w:pPr>
       <w:r>
-        <w:t>3.2 RF 2 — Gestión de documentos electrónicos</w:t>
+        <w:t>3.2 RF 2. Gestión de documentos electrónicos</w:t>
       </w:r>
     </w:p>
     <w:p>
@@ -3767,6 +3787,7 @@
     </w:p>
     <w:p>
       <w:pPr>
+        <w:keepNext/>
         <w:spacing w:line="480" w:lineRule="auto" w:before="0" w:after="0"/>
         <w:ind w:firstLine="0"/>
         <w:jc w:val="left"/>
@@ -3780,6 +3801,7 @@
     </w:p>
     <w:p>
       <w:pPr>
+        <w:keepNext/>
         <w:spacing w:line="480" w:lineRule="auto" w:before="0" w:after="0"/>
         <w:ind w:firstLine="0"/>
         <w:jc w:val="left"/>
@@ -4931,7 +4953,7 @@
                 <w:b w:val="0"/>
                 <w:sz w:val="20"/>
               </w:rPr>
-              <w:t>Registrar cada hecho del documento —emisión, respuesta del proveedor, envío del correo— con su fecha y su resultado.</w:t>
+              <w:t>Registrar cada hecho del documento, sea la emisión, la respuesta del proveedor o el envío del correo, con su fecha y su resultado.</w:t>
             </w:r>
           </w:p>
         </w:tc>
@@ -5296,7 +5318,7 @@
           <w:b w:val="0"/>
           <w:i w:val="0"/>
         </w:rPr>
-        <w:t>Es el núcleo del sistema y el que sostiene el primer objetivo específico. Sus requisitos no describen únicamente la creación del documento, sino las condiciones que lo hacen válido: un consecutivo que no se repite, un cálculo tributario correcto, el membrete de quien emite y los dos archivos que la normativa exige.</w:t>
+        <w:t>Es el núcleo del sistema y el que sostiene el primer objetivo específico. Sus requisitos no describen únicamente la creación del documento, sino las condiciones que lo hacen válido, y son un consecutivo que no se repite, un cálculo tributario correcto, el membrete de quien emite y los dos archivos que la normativa exige.</w:t>
       </w:r>
     </w:p>
     <w:p>
@@ -5305,7 +5327,7 @@
         <w:pageBreakBefore/>
       </w:pPr>
       <w:r>
-        <w:t>3.3 RF 3 — Gestión de consumo y planes</w:t>
+        <w:t>3.3 RF 3. Gestión de consumo y planes</w:t>
       </w:r>
     </w:p>
     <w:p>
@@ -5324,6 +5346,7 @@
     </w:p>
     <w:p>
       <w:pPr>
+        <w:keepNext/>
         <w:spacing w:line="480" w:lineRule="auto" w:before="0" w:after="0"/>
         <w:ind w:firstLine="0"/>
         <w:jc w:val="left"/>
@@ -5337,6 +5360,7 @@
     </w:p>
     <w:p>
       <w:pPr>
+        <w:keepNext/>
         <w:spacing w:line="480" w:lineRule="auto" w:before="0" w:after="0"/>
         <w:ind w:firstLine="0"/>
         <w:jc w:val="left"/>
@@ -6482,7 +6506,7 @@
         <w:pageBreakBefore/>
       </w:pPr>
       <w:r>
-        <w:t>3.4 RF 4 — Gestión de facturación y cartera propias</w:t>
+        <w:t>3.4 RF 4. Gestión de facturación y cartera propias</w:t>
       </w:r>
     </w:p>
     <w:p>
@@ -6496,11 +6520,12 @@
           <w:b w:val="0"/>
           <w:i w:val="0"/>
         </w:rPr>
-        <w:t>Cubre la venta que hace el proveedor: los planes y servicios de su catálogo, sus clientes, sus facturas y el recaudo de las mismas.</w:t>
+        <w:t>Cubre la venta que hace el proveedor, con los planes y servicios de su catálogo, sus clientes, sus facturas y el recaudo de las mismas.</w:t>
       </w:r>
     </w:p>
     <w:p>
       <w:pPr>
+        <w:keepNext/>
         <w:spacing w:line="480" w:lineRule="auto" w:before="0" w:after="0"/>
         <w:ind w:firstLine="0"/>
         <w:jc w:val="left"/>
@@ -6514,6 +6539,7 @@
     </w:p>
     <w:p>
       <w:pPr>
+        <w:keepNext/>
         <w:spacing w:line="480" w:lineRule="auto" w:before="0" w:after="0"/>
         <w:ind w:firstLine="0"/>
         <w:jc w:val="left"/>
@@ -7285,7 +7311,7 @@
                 <w:b w:val="0"/>
                 <w:sz w:val="20"/>
               </w:rPr>
-              <w:t>Actualizar y consultar el estado de pago de cada factura: pagada, pendiente, vencida, anulada, en disputa o reembolsada.</w:t>
+              <w:t>Actualizar y consultar el estado de pago de cada factura entre pagada, pendiente, vencida, anulada, en disputa o reembolsada.</w:t>
             </w:r>
           </w:p>
         </w:tc>
@@ -7745,7 +7771,7 @@
           <w:b w:val="0"/>
           <w:i w:val="0"/>
         </w:rPr>
-        <w:t>Estos requisitos operan sobre la zona comercial de la base, separada de la del middleware. La separación no es una preferencia de diseño: si un documento emitido para un tercero se guardara aquí, el tablero y los reportes lo contarían como ingreso propio.</w:t>
+        <w:t>Estos requisitos operan sobre la zona comercial de la base, separada de la del middleware. La separación no es una preferencia de diseño, porque si un documento emitido para un tercero se guardara aquí, el tablero y los reportes lo contarían como ingreso propio.</w:t>
       </w:r>
     </w:p>
     <w:p>
@@ -7754,7 +7780,7 @@
         <w:pageBreakBefore/>
       </w:pPr>
       <w:r>
-        <w:t>3.5 RF 5 — Gestión de reportes y tablero de control</w:t>
+        <w:t>3.5 RF 5. Gestión de reportes y tablero de control</w:t>
       </w:r>
     </w:p>
     <w:p>
@@ -7773,6 +7799,7 @@
     </w:p>
     <w:p>
       <w:pPr>
+        <w:keepNext/>
         <w:spacing w:line="480" w:lineRule="auto" w:before="0" w:after="0"/>
         <w:ind w:firstLine="0"/>
         <w:jc w:val="left"/>
@@ -7786,6 +7813,7 @@
     </w:p>
     <w:p>
       <w:pPr>
+        <w:keepNext/>
         <w:spacing w:line="480" w:lineRule="auto" w:before="0" w:after="0"/>
         <w:ind w:firstLine="0"/>
         <w:jc w:val="left"/>
@@ -8557,7 +8585,7 @@
                 <w:b w:val="0"/>
                 <w:sz w:val="20"/>
               </w:rPr>
-              <w:t>Generar los siete reportes del sistema: ventas por periodo, cartera por cobrar, productos más vendidos, clientes por facturación, resumen tributario, facturación por estado de pago y facturación por usuario.</w:t>
+              <w:t>Generar los siete reportes del sistema, que son ventas por periodo, cartera por cobrar, productos más vendidos, clientes por facturación, resumen tributario, facturación por estado de pago y facturación por usuario.</w:t>
             </w:r>
           </w:p>
         </w:tc>
@@ -8827,7 +8855,7 @@
           <w:b w:val="0"/>
           <w:i w:val="0"/>
         </w:rPr>
-        <w:t>El tablero está partido en dos secciones y el orden importa: primero el servicio, que es lo que el proveedor hace, y después la venta, que es cobrarlo. Todas las cifras respetan el filtro de periodo, porque un indicador que no se mueve cuando el rango cambia está midiendo algo distinto de lo que su rótulo dice.</w:t>
+        <w:t>El tablero está partido en dos secciones y el orden importa, porque primero va el servicio, que es lo que el proveedor hace, y después la venta, que es cobrarlo. Todas las cifras respetan el filtro de periodo, porque un indicador que no se mueve cuando el rango cambia está midiendo algo distinto de lo que su rótulo dice.</w:t>
       </w:r>
     </w:p>
     <w:p>
@@ -8836,7 +8864,7 @@
         <w:pageBreakBefore/>
       </w:pPr>
       <w:r>
-        <w:t>3.6 RF 6 — Gestión de configuración y catálogos</w:t>
+        <w:t>3.6 RF 6. Gestión de configuración y catálogos</w:t>
       </w:r>
     </w:p>
     <w:p>
@@ -8850,11 +8878,12 @@
           <w:b w:val="0"/>
           <w:i w:val="0"/>
         </w:rPr>
-        <w:t>Mantiene los parámetros que la operación usa pero que se ajustan de vez en cuando: impuestos, descuentos, métodos de pago, estados, empresas emisoras y ubicación.</w:t>
+        <w:t>Mantiene los parámetros que la operación usa pero que se ajustan de vez en cuando, como impuestos, descuentos, métodos de pago, estados, empresas emisoras y ubicación.</w:t>
       </w:r>
     </w:p>
     <w:p>
       <w:pPr>
+        <w:keepNext/>
         <w:spacing w:line="480" w:lineRule="auto" w:before="0" w:after="0"/>
         <w:ind w:firstLine="0"/>
         <w:jc w:val="left"/>
@@ -8868,6 +8897,7 @@
     </w:p>
     <w:p>
       <w:pPr>
+        <w:keepNext/>
         <w:spacing w:line="480" w:lineRule="auto" w:before="0" w:after="0"/>
         <w:ind w:firstLine="0"/>
         <w:jc w:val="left"/>
@@ -9814,7 +9844,7 @@
           <w:b w:val="0"/>
           <w:i w:val="0"/>
         </w:rPr>
-        <w:t>Se agrupan aparte del trabajo diario porque su frecuencia de uso es otra. El catálogo de empresas emisoras es el más delicado de todos: de él salen la resolución, el prefijo y el rango autorizado con los que se numera cada documento.</w:t>
+        <w:t>Se agrupan aparte del trabajo diario porque su frecuencia de uso es otra. El catálogo de empresas emisoras es el más delicado de todos, porque de él salen la resolución, el prefijo y el rango autorizado con los que se numera cada documento.</w:t>
       </w:r>
     </w:p>
     <w:p>
@@ -9823,7 +9853,7 @@
         <w:pageBreakBefore/>
       </w:pPr>
       <w:r>
-        <w:t>3.7 RF 7 — Gestión de seguridad y auditoría</w:t>
+        <w:t>3.7 RF 7. Gestión de seguridad y auditoría</w:t>
       </w:r>
     </w:p>
     <w:p>
@@ -9842,6 +9872,7 @@
     </w:p>
     <w:p>
       <w:pPr>
+        <w:keepNext/>
         <w:spacing w:line="480" w:lineRule="auto" w:before="0" w:after="0"/>
         <w:ind w:firstLine="0"/>
         <w:jc w:val="left"/>
@@ -9855,6 +9886,7 @@
     </w:p>
     <w:p>
       <w:pPr>
+        <w:keepNext/>
         <w:spacing w:line="480" w:lineRule="auto" w:before="0" w:after="0"/>
         <w:ind w:firstLine="0"/>
         <w:jc w:val="left"/>
@@ -10246,7 +10278,7 @@
                 <w:b w:val="0"/>
                 <w:sz w:val="20"/>
               </w:rPr>
-              <w:t>Restringir el acceso a cada ruta según la jerarquía de roles: administrador, jefe de tienda, supervisor y cajero.</w:t>
+              <w:t>Restringir el acceso a cada ruta según la jerarquía de roles, que son administrador, jefe de tienda, supervisor y cajero.</w:t>
             </w:r>
           </w:p>
         </w:tc>
@@ -11086,7 +11118,7 @@
           <w:b w:val="0"/>
           <w:i w:val="0"/>
         </w:rPr>
-        <w:t>La auditoría solo escribe: no existe forma de corregir ni de borrar un registro, y la frase se redacta en el momento del hecho en vez de reconstruirse después leyendo el documento, que puede anularse o desaparecer. Un rastro que se puede editar no es un rastro.</w:t>
+        <w:t>La auditoría solo escribe, y no existe forma de corregir ni de borrar un registro, y la frase se redacta en el momento del hecho en vez de reconstruirse después leyendo el documento, que puede anularse o desaparecer. Un rastro que se puede editar no es un rastro.</w:t>
       </w:r>
     </w:p>
     <w:p>
@@ -11095,7 +11127,7 @@
         <w:pageBreakBefore/>
       </w:pPr>
       <w:r>
-        <w:t>3.8 RF 8 — Integración mediante API REST</w:t>
+        <w:t>3.8 RF 8. Integración mediante API REST</w:t>
       </w:r>
     </w:p>
     <w:p>
@@ -11109,11 +11141,12 @@
           <w:b w:val="0"/>
           <w:i w:val="0"/>
         </w:rPr>
-        <w:t>Expone los servicios de facturación como una interfaz consumible por sistemas externos: puntos de venta, ERP o aplicaciones propias del cliente.</w:t>
+        <w:t>Expone los servicios de facturación como una interfaz consumible por sistemas externos, como puntos de venta, ERP o aplicaciones propias del cliente.</w:t>
       </w:r>
     </w:p>
     <w:p>
       <w:pPr>
+        <w:keepNext/>
         <w:spacing w:line="480" w:lineRule="auto" w:before="0" w:after="0"/>
         <w:ind w:firstLine="0"/>
         <w:jc w:val="left"/>
@@ -11127,6 +11160,7 @@
     </w:p>
     <w:p>
       <w:pPr>
+        <w:keepNext/>
         <w:spacing w:line="480" w:lineRule="auto" w:before="0" w:after="0"/>
         <w:ind w:firstLine="0"/>
         <w:jc w:val="left"/>
@@ -12263,7 +12297,7 @@
           <w:b w:val="0"/>
           <w:i w:val="0"/>
         </w:rPr>
-        <w:t>Es el módulo que sostiene la propuesta de valor del proyecto: la empresa cumple con la obligación de facturar electrónicamente sin cambiar el software con el que ya trabaja. Por eso sus requisitos incluyen la documentación automática y la idempotencia, que son las que hacen que integrarse sea barato y reintentar sea seguro.</w:t>
+        <w:t>Es el módulo que sostiene la propuesta de valor del proyecto, ya que la empresa cumple con la obligación de facturar electrónicamente sin cambiar el software con el que ya trabaja. Por eso sus requisitos incluyen la documentación automática y la idempotencia, que son las que hacen que integrarse sea barato y reintentar sea seguro.</w:t>
       </w:r>
     </w:p>
     <w:p>
@@ -12286,7 +12320,7 @@
           <w:b w:val="0"/>
           <w:i w:val="0"/>
         </w:rPr>
-        <w:t>Los requisitos no funcionales establecen las condiciones de calidad que el sistema debe satisfacer. No describen funcionalidades, sino restricciones sobre la manera en que estas se prestan: con qué rapidez, con qué garantías de seguridad, con qué integridad de la información y con qué facilidad de mantenimiento.</w:t>
+        <w:t>Los requisitos no funcionales establecen las condiciones de calidad que el sistema debe satisfacer. No describen funcionalidades, sino restricciones sobre la manera en que estas se prestan, esto es, con qué rapidez, con qué garantías de seguridad, con qué integridad de la información y con qué facilidad de mantenimiento.</w:t>
       </w:r>
     </w:p>
     <w:p>
@@ -12300,11 +12334,12 @@
           <w:b w:val="0"/>
           <w:i w:val="0"/>
         </w:rPr>
-        <w:t>Cada requisito se acompaña de la forma en que se comprueba. Un requisito no funcional que no indica cómo verificarse es una aspiración, no un requisito: al momento de evaluar el sistema no habría manera de afirmar si se cumplió.</w:t>
+        <w:t>Cada requisito se acompaña de la forma en que se comprueba. Un requisito no funcional que no indica cómo verificarse es una aspiración y no un requisito, porque al momento de evaluar el sistema no habría manera de afirmar si se cumplió.</w:t>
       </w:r>
     </w:p>
     <w:p>
       <w:pPr>
+        <w:keepNext/>
         <w:spacing w:line="480" w:lineRule="auto" w:before="0" w:after="0"/>
         <w:ind w:firstLine="0"/>
         <w:jc w:val="left"/>
@@ -12318,6 +12353,7 @@
     </w:p>
     <w:p>
       <w:pPr>
+        <w:keepNext/>
         <w:spacing w:line="480" w:lineRule="auto" w:before="0" w:after="0"/>
         <w:ind w:firstLine="0"/>
         <w:jc w:val="left"/>
@@ -12746,7 +12782,7 @@
                 <w:b w:val="0"/>
                 <w:sz w:val="20"/>
               </w:rPr>
-              <w:t>Inspección de la tabla de usuarios: no debe existir ninguna contraseña legible.</w:t>
+              <w:t>Inspección de la tabla de usuarios, en la que no debe existir ninguna contraseña legible.</w:t>
             </w:r>
           </w:p>
         </w:tc>
@@ -12900,7 +12936,7 @@
                 <w:b w:val="0"/>
                 <w:sz w:val="20"/>
               </w:rPr>
-              <w:t>Revisión del registro tras rotar una llave: debe constar el hecho, no la llave.</w:t>
+              <w:t>Revisión del registro tras rotar una llave, en el que debe constar el hecho y no la llave.</w:t>
             </w:r>
           </w:p>
         </w:tc>
@@ -12977,7 +13013,7 @@
                 <w:b w:val="0"/>
                 <w:sz w:val="20"/>
               </w:rPr>
-              <w:t>Petición sin sesión a una ruta protegida: debe redirigir al formulario de ingreso.</w:t>
+              <w:t>Petición sin sesión a una ruta protegida, que debe redirigir al formulario de ingreso.</w:t>
             </w:r>
           </w:p>
         </w:tc>
@@ -13362,7 +13398,7 @@
                 <w:b w:val="0"/>
                 <w:sz w:val="20"/>
               </w:rPr>
-              <w:t>Revisión del servicio de consumo: no debe existir tabla de contadores.</w:t>
+              <w:t>Revisión del servicio de consumo, donde no debe existir tabla de contadores.</w:t>
             </w:r>
           </w:p>
         </w:tc>
@@ -13593,7 +13629,7 @@
                 <w:b w:val="0"/>
                 <w:sz w:val="20"/>
               </w:rPr>
-              <w:t>Revisión del servicio: solo existe la función de registrar.</w:t>
+              <w:t>Revisión del servicio, donde solo existe la función de registrar.</w:t>
             </w:r>
           </w:p>
         </w:tc>
@@ -13670,7 +13706,7 @@
                 <w:b w:val="0"/>
                 <w:sz w:val="20"/>
               </w:rPr>
-              <w:t>Emisión con el servidor de correo apagado: debe completarse y anotar el intento.</w:t>
+              <w:t>Emisión con el servidor de correo apagado, que debe completarse y anotar el intento.</w:t>
             </w:r>
           </w:p>
         </w:tc>
@@ -13824,7 +13860,7 @@
                 <w:b w:val="0"/>
                 <w:sz w:val="20"/>
               </w:rPr>
-              <w:t>Revisión del menú: ningún destino debe alcanzarse por dos caminos distintos.</w:t>
+              <w:t>Revisión del menú, donde ningún destino debe alcanzarse por dos caminos distintos.</w:t>
             </w:r>
           </w:p>
         </w:tc>
@@ -14594,7 +14630,7 @@
                 <w:b w:val="0"/>
                 <w:sz w:val="20"/>
               </w:rPr>
-              <w:t>Ejecución del migrador dos veces seguidas: la segunda no debe alterar nada.</w:t>
+              <w:t>Ejecución del migrador dos veces seguidas, de modo que la segunda no altere nada.</w:t>
             </w:r>
           </w:p>
         </w:tc>
@@ -14946,7 +14982,7 @@
           <w:b w:val="0"/>
           <w:i w:val="0"/>
         </w:rPr>
-        <w:t>Tres de estas categorías merecen una observación. Las de integridad de los datos y trazabilidad no son exigencias genéricas de calidad: un consecutivo repetido es un documento rechazado por la administración tributaria, y un rastro de operaciones que puede editarse no sirve como rastro. La de cumplimiento normativo, por su parte, recoge obligaciones legales cuyo incumplimiento no degrada el servicio sino que lo invalida.</w:t>
+        <w:t>Tres de estas categorías merecen una observación. Las de integridad de los datos y trazabilidad no son exigencias genéricas de calidad. Un consecutivo repetido es un documento rechazado por la administración tributaria, y un rastro de operaciones que puede editarse no sirve como rastro. La de cumplimiento normativo, por su parte, recoge obligaciones legales cuyo incumplimiento no degrada el servicio sino que lo invalida.</w:t>
       </w:r>
     </w:p>
     <w:p>
@@ -14974,6 +15010,7 @@
     </w:p>
     <w:p>
       <w:pPr>
+        <w:keepNext/>
         <w:spacing w:line="480" w:lineRule="auto" w:before="0" w:after="0"/>
         <w:ind w:firstLine="0"/>
         <w:jc w:val="left"/>
@@ -14987,6 +15024,7 @@
     </w:p>
     <w:p>
       <w:pPr>
+        <w:keepNext/>
         <w:spacing w:line="480" w:lineRule="auto" w:before="0" w:after="0"/>
         <w:ind w:firstLine="0"/>
         <w:jc w:val="left"/>
@@ -15424,11 +15462,12 @@
           <w:b w:val="0"/>
           <w:i w:val="0"/>
         </w:rPr>
-        <w:t>El puntaje individual de cada requisito resulta de ponderar el valor de negocio en un sesenta por ciento y la urgencia en un cuarenta por ciento. La ponderación no es neutra y responde a una decisión explícita: lo importante debe pesar más que lo afanado, porque un requisito urgente pero de bajo valor desplaza recursos de otro que sostiene la operación. El puntaje global del módulo es el promedio de los puntajes de sus requisitos.</w:t>
+        <w:t>El puntaje individual de cada requisito resulta de ponderar el valor de negocio en un sesenta por ciento y la urgencia en un cuarenta por ciento. La ponderación no es neutra y responde a una decisión explícita, y es que lo importante debe pesar más que lo afanado, porque un requisito urgente pero de bajo valor desplaza recursos de otro que sostiene la operación. El puntaje global del módulo es el promedio de los puntajes de sus requisitos.</w:t>
       </w:r>
     </w:p>
     <w:p>
       <w:pPr>
+        <w:keepNext/>
         <w:spacing w:line="480" w:lineRule="auto" w:before="0" w:after="0"/>
         <w:ind w:firstLine="0"/>
         <w:jc w:val="left"/>
@@ -15442,6 +15481,7 @@
     </w:p>
     <w:p>
       <w:pPr>
+        <w:keepNext/>
         <w:spacing w:line="480" w:lineRule="auto" w:before="0" w:after="0"/>
         <w:ind w:firstLine="0"/>
         <w:jc w:val="left"/>
@@ -24944,6 +24984,7 @@
     </w:p>
     <w:p>
       <w:pPr>
+        <w:keepNext/>
         <w:spacing w:line="480" w:lineRule="auto" w:before="0" w:after="0"/>
         <w:ind w:firstLine="0"/>
         <w:jc w:val="left"/>
@@ -24957,6 +24998,7 @@
     </w:p>
     <w:p>
       <w:pPr>
+        <w:keepNext/>
         <w:spacing w:line="480" w:lineRule="auto" w:before="0" w:after="0"/>
         <w:ind w:firstLine="0"/>
         <w:jc w:val="left"/>
@@ -25154,7 +25196,7 @@
                 <w:b w:val="0"/>
                 <w:sz w:val="20"/>
               </w:rPr>
-              <w:t>Nueva factura · Documentos emitidos</w:t>
+              <w:t>Nueva factura y Documentos emitidos</w:t>
             </w:r>
           </w:p>
         </w:tc>
@@ -25308,7 +25350,7 @@
                 <w:b w:val="0"/>
                 <w:sz w:val="20"/>
               </w:rPr>
-              <w:t>Clientes API · Consumo y planes · Planes y servicios</w:t>
+              <w:t>Clientes API, Consumo y planes, Planes y servicios</w:t>
             </w:r>
           </w:p>
         </w:tc>
@@ -25385,7 +25427,7 @@
                 <w:b w:val="0"/>
                 <w:sz w:val="20"/>
               </w:rPr>
-              <w:t>Panel de control · Reportes</w:t>
+              <w:t>Panel de control y Reportes</w:t>
             </w:r>
           </w:p>
         </w:tc>
@@ -25462,7 +25504,7 @@
                 <w:b w:val="0"/>
                 <w:sz w:val="20"/>
               </w:rPr>
-              <w:t>Usuarios · Auditoría</w:t>
+              <w:t>Usuarios y Auditoría</w:t>
             </w:r>
           </w:p>
         </w:tc>
@@ -25506,7 +25548,7 @@
           <w:b w:val="0"/>
           <w:i w:val="0"/>
         </w:rPr>
-        <w:t>La matriz cumple además una función de control sobre la propia especificación: un requisito que no puede asociarse a ningún objetivo indica alcance no previsto, y un objetivo sin requisitos asociados indica una promesa que el sistema no está en condiciones de cumplir. En la especificación resultante no se presenta ninguno de los dos casos.</w:t>
+        <w:t>La matriz cumple además una función de control sobre la propia especificación, porque un requisito que no puede asociarse a ningún objetivo indica alcance no previsto, y un objetivo sin requisitos asociados indica una promesa que el sistema no está en condiciones de cumplir. En la especificación resultante no se presenta ninguno de los dos casos.</w:t>
       </w:r>
     </w:p>
     <w:sectPr>

--- a/docs expo/entregables/FactuGest - Requisitos Funcionales y No Funcionales.docx
+++ b/docs expo/entregables/FactuGest - Requisitos Funcionales y No Funcionales.docx
@@ -222,7 +222,7 @@
         <w:jc w:val="left"/>
       </w:pPr>
       <w:r>
-        <w:fldChar w:fldCharType="begin"/>
+        <w:fldChar w:fldCharType="begin" w:dirty="true"/>
         <w:instrText xml:space="preserve">TOC \o "1-3" \h \z \u</w:instrText>
         <w:fldChar w:fldCharType="separate"/>
         <w:t> </w:t>
@@ -25575,7 +25575,7 @@
         <w:rFonts w:ascii="Times New Roman" w:hAnsi="Times New Roman"/>
         <w:sz w:val="24"/>
       </w:rPr>
-      <w:fldChar w:fldCharType="begin"/>
+      <w:fldChar w:fldCharType="begin" w:dirty="true"/>
       <w:instrText xml:space="preserve">PAGE</w:instrText>
       <w:fldChar w:fldCharType="separate"/>
       <w:t> </w:t>
